--- a/assets/cases/Northstar_Living_Inventory_Case.docx
+++ b/assets/cases/Northstar_Living_Inventory_Case.docx
@@ -8,10 +8,7 @@
         <w:spacing w:after="0"/>
       </w:pPr>
       <w:r>
-        <w:t>N</w:t>
-      </w:r>
-      <w:r>
-        <w:t>orthstar Living: The Inventory Bet</w:t>
+        <w:t>Northstar Living: The Inventory Bet</w:t>
       </w:r>
     </w:p>
     <w:p>
@@ -26,10 +23,7 @@
         <w:spacing w:after="160"/>
       </w:pPr>
       <w:r>
-        <w:t xml:space="preserve">A </w:t>
-      </w:r>
-      <w:r>
-        <w:t>teaching case in long-lead-time inventory planning</w:t>
+        <w:t>A teaching case in long-lead-time inventory planning</w:t>
       </w:r>
     </w:p>
     <w:p>
@@ -64,7 +58,10 @@
     </w:p>
     <w:p>
       <w:r>
-        <w:t>The stakes were growing. U.S. retail sales at furniture, home-furnishings, electronics, and appliance stores reached about $19.5 billion in May 2026, while inventories in the category were roughly $30.7 billion. The corresponding seasonally adjusted inventory-to-sales ratio was 1.58. Across the wider U.S. economy, manufacturers and trade businesses held about $2.74 trillion of inventory in May 2026. These figures suggested both a large market and the continuing risk of tying up substantial capital in goods that might not sell as expected.</w:t>
+        <w:t xml:space="preserve">The stakes were growing. U.S. retail sales at furniture, home-furnishings, electronics, and appliance stores reached about $19.5 billion in May 2026, while inventories in the category were roughly $30.7 billion. The corresponding seasonally adjusted inventory-to-sales ratio was 1.58. Across the wider U.S. economy, manufacturers and trade businesses held about $2.74 trillion of inventory in May 2026. These figures suggested both a large market and the continuing risk of tying up substantial capital in goods </w:t>
+      </w:r>
+      <w:r>
+        <w:t>that might not sell as expected.</w:t>
       </w:r>
     </w:p>
     <w:p>
@@ -77,7 +74,10 @@
     </w:p>
     <w:p>
       <w:r>
-        <w:t>Northstar expected November and December to generate 31 percent of annual revenue. Retail partners wanted firm allocations by September 1, but suppliers required purchase commitments in early August to preserve production slots. The finance team had authorized up to $42 million in new inventory purchases, including freight and duties. Management’s current proposal required $39.6 million, leaving little room for emergency air freight, unexpected tariffs, or a sudden opportunity to buy from an alternate supplier.</w:t>
+        <w:t>Northstar expected November and December to generate 31 percent of annual revenue. Retail partners wanted firm allocations by September 1, but suppliers required purchase commitments in early August to preserve production slots. The finance team had authorized up to $42 million in new inventory purchases, including freight and duties. Management’s current proposal required $39.6 million, leaving little room for emergency air freight, unexpected tariffs, or a sudden opportunity to buy from an alternate suppl</w:t>
+      </w:r>
+      <w:r>
+        <w:t>ier.</w:t>
       </w:r>
     </w:p>
     <w:p>
@@ -1215,7 +1215,10 @@
     </w:p>
     <w:p>
       <w:r>
-        <w:t>The chief marketing officer proposed using prices and promotion schedules to help balance product availability. If purifier inventory looked tight, Northstar could reduce advertising, raise the online price, or reserve units for retailers with the strongest long-term relationships. If fans accumulated, it could offer coupons, bundles, or paid social-media campaigns. Yet each action had consequences. Higher prices might protect inventory but reduce market share; discounts might clear stock while teaching customers to wait for promotions.</w:t>
+        <w:t>The chief marketing officer proposed using prices and promotion schedules to help balance product availability. If purifier inventory looked tight, Northstar could reduce advertising, raise the online price, or reserve units for retailers with the strongest long-term relationships. If fans accumulated, it could offer coupons, bundles, or paid social-media campaigns. Yet each action had consequences. Higher prices might protect inventory but reduce market share; discounts might clear stock while teaching cus</w:t>
+      </w:r>
+      <w:r>
+        <w:t>tomers to wait for promotions.</w:t>
       </w:r>
     </w:p>
     <w:p>
@@ -1869,7 +1872,10 @@
     </w:p>
     <w:p>
       <w:r>
-        <w:t>The chief financial officer favored a lower opening commitment with authority to reorder from Mexico. The head of sales wanted enough inventory to support the most optimistic retailer forecast. Operations proposed larger purifier and induction orders, a smaller fan order, and a protected air-freight budget. Marketing opposed reducing the fan order because an unannounced media partnership could materially increase demand. Procurement warned that waiting two weeks might eliminate several factory slots entirely.</w:t>
+        <w:t>The chief financial officer favored a lower opening commitment with authority to reorder from Mexico. The head of sales wanted enough inventory to support the most optimistic retailer forecast. Operations proposed larger purifier and induction orders, a smaller fan order, and a protected air-freight budget. Marketing opposed reducing the fan order because an unannounced media partnership could materially increase demand. Procurement warned that waiting two weeks might eliminate several factory slots entirel</w:t>
+      </w:r>
+      <w:r>
+        <w:t>y.</w:t>
       </w:r>
     </w:p>
     <w:p>
@@ -1986,7 +1992,10 @@
           </w:tcPr>
           <w:p>
             <w:r>
-              <w:t>−15%</w:t>
+              <w:t>−</w:t>
+            </w:r>
+            <w:r>
+              <w:t>15%</w:t>
             </w:r>
           </w:p>
         </w:tc>
@@ -2166,7 +2175,10 @@
           </w:tcPr>
           <w:p>
             <w:r>
-              <w:t>−3% overall</w:t>
+              <w:t>−</w:t>
+            </w:r>
+            <w:r>
+              <w:t>3% overall</w:t>
             </w:r>
           </w:p>
         </w:tc>
@@ -2211,7 +2223,135 @@
         <w:pStyle w:val="Heading1"/>
       </w:pPr>
       <w:r>
-        <w:t>Framing questions</w:t>
+        <w:t>Discussion questions</w:t>
+      </w:r>
+    </w:p>
+    <w:p>
+      <w:pPr>
+        <w:pStyle w:val="ListParagraph"/>
+        <w:numPr>
+          <w:ilvl w:val="0"/>
+          <w:numId w:val="14"/>
+        </w:numPr>
+      </w:pPr>
+      <w:r>
+        <w:t>What is the central problem facing Northstar Living in early August?</w:t>
+      </w:r>
+    </w:p>
+    <w:p>
+      <w:pPr>
+        <w:pStyle w:val="ListParagraph"/>
+        <w:numPr>
+          <w:ilvl w:val="0"/>
+          <w:numId w:val="14"/>
+        </w:numPr>
+      </w:pPr>
+      <w:r>
+        <w:t>Which facts in the case deserve the greatest attention before the purchase orders are released?</w:t>
+      </w:r>
+    </w:p>
+    <w:p>
+      <w:pPr>
+        <w:pStyle w:val="ListParagraph"/>
+        <w:numPr>
+          <w:ilvl w:val="0"/>
+          <w:numId w:val="14"/>
+        </w:numPr>
+      </w:pPr>
+      <w:r>
+        <w:t>How should Northstar balance the cost of excess inventory against the consequences of serious stockouts?</w:t>
+      </w:r>
+    </w:p>
+    <w:p>
+      <w:pPr>
+        <w:pStyle w:val="ListParagraph"/>
+        <w:numPr>
+          <w:ilvl w:val="0"/>
+          <w:numId w:val="14"/>
+        </w:numPr>
+      </w:pPr>
+      <w:r>
+        <w:t>Should the company diversify suppliers despite higher costs and uncertain quality?</w:t>
+      </w:r>
+    </w:p>
+    <w:p>
+      <w:pPr>
+        <w:pStyle w:val="ListParagraph"/>
+        <w:numPr>
+          <w:ilvl w:val="0"/>
+          <w:numId w:val="14"/>
+        </w:numPr>
+      </w:pPr>
+      <w:r>
+        <w:t>How should transportation modes and emergency freight capacity be incorporated into the plan?</w:t>
+      </w:r>
+    </w:p>
+    <w:p>
+      <w:pPr>
+        <w:pStyle w:val="ListParagraph"/>
+        <w:numPr>
+          <w:ilvl w:val="0"/>
+          <w:numId w:val="14"/>
+        </w:numPr>
+      </w:pPr>
+      <w:r>
+        <w:t>When should Northstar use pricing, promotions, and advertising to influence demand?</w:t>
+      </w:r>
+    </w:p>
+    <w:p>
+      <w:pPr>
+        <w:pStyle w:val="ListParagraph"/>
+        <w:numPr>
+          <w:ilvl w:val="0"/>
+          <w:numId w:val="14"/>
+        </w:numPr>
+      </w:pPr>
+      <w:r>
+        <w:t>How should scarce inventory be allocated among large retailers, smaller dealers, and the direct channel?</w:t>
+      </w:r>
+    </w:p>
+    <w:p>
+      <w:pPr>
+        <w:pStyle w:val="ListParagraph"/>
+        <w:numPr>
+          <w:ilvl w:val="0"/>
+          <w:numId w:val="14"/>
+        </w:numPr>
+      </w:pPr>
+      <w:r>
+        <w:t>Which investigations or information investments would be most valuable for future planning?</w:t>
+      </w:r>
+    </w:p>
+    <w:p>
+      <w:pPr>
+        <w:pStyle w:val="ListParagraph"/>
+        <w:numPr>
+          <w:ilvl w:val="0"/>
+          <w:numId w:val="14"/>
+        </w:numPr>
+      </w:pPr>
+      <w:r>
+        <w:t>How should the company prepare for low-frequency disruptions without carrying excessive inventory?</w:t>
+      </w:r>
+    </w:p>
+    <w:p>
+      <w:pPr>
+        <w:pStyle w:val="ListParagraph"/>
+        <w:numPr>
+          <w:ilvl w:val="0"/>
+          <w:numId w:val="14"/>
+        </w:numPr>
+      </w:pPr>
+      <w:r>
+        <w:t>What should Chen recommend at the August 3 meeting, and what conditions should trigger later revisions?</w:t>
+      </w:r>
+    </w:p>
+    <w:p>
+      <w:pPr>
+        <w:pStyle w:val="Heading1"/>
+      </w:pPr>
+      <w:r>
+        <w:t>Decision Framing Questions</w:t>
       </w:r>
     </w:p>
     <w:p>
@@ -2224,15 +2364,7 @@
         <w:spacing w:after="80" w:line="247" w:lineRule="auto"/>
       </w:pPr>
       <w:r>
-        <w:t xml:space="preserve">Identify the different metrics that can be used to evaluate every aspect of the performance of the system?  Organize these into a pyramid to indicate </w:t>
-      </w:r>
-      <w:proofErr w:type="gramStart"/>
-      <w:r>
-        <w:t>the relative</w:t>
-      </w:r>
-      <w:proofErr w:type="gramEnd"/>
-      <w:r>
-        <w:t xml:space="preserve"> importance, following the style given here.</w:t>
+        <w:t>Identify the different metrics that can be used to evaluate every aspect of the performance of the system?  Organize these into a pyramid to indicate the relative importance, following the style given here.</w:t>
       </w:r>
     </w:p>
     <w:p>
@@ -2407,363 +2539,7 @@
         <w:spacing w:after="80" w:line="247" w:lineRule="auto"/>
       </w:pPr>
       <w:r>
-        <w:t xml:space="preserve">Using the same </w:t>
-      </w:r>
-      <w:proofErr w:type="gramStart"/>
-      <w:r>
-        <w:t>decision</w:t>
-      </w:r>
-      <w:proofErr w:type="gramEnd"/>
-      <w:r>
-        <w:t xml:space="preserve"> you identified in (6), identify the people, departments, groups or organizations that you would need to work with to implement the decision?</w:t>
-      </w:r>
-    </w:p>
-    <w:p>
-      <w:pPr>
-        <w:pStyle w:val="Heading1"/>
-      </w:pPr>
-      <w:r>
-        <w:t>Framing questions</w:t>
-      </w:r>
-    </w:p>
-    <w:p>
-      <w:pPr>
-        <w:pStyle w:val="ListParagraph"/>
-        <w:numPr>
-          <w:ilvl w:val="0"/>
-          <w:numId w:val="12"/>
-        </w:numPr>
-        <w:spacing w:after="80" w:line="247" w:lineRule="auto"/>
-      </w:pPr>
-      <w:r>
-        <w:t xml:space="preserve">Identify the different metrics that can be used to evaluate every aspect of the performance of the system?  Organize these into a pyramid to indicate </w:t>
-      </w:r>
-      <w:proofErr w:type="gramStart"/>
-      <w:r>
-        <w:t>the relative</w:t>
-      </w:r>
-      <w:proofErr w:type="gramEnd"/>
-      <w:r>
-        <w:t xml:space="preserve"> importance, following the style given here.</w:t>
-      </w:r>
-    </w:p>
-    <w:p>
-      <w:pPr>
-        <w:pStyle w:val="ListParagraph"/>
-        <w:numPr>
-          <w:ilvl w:val="0"/>
-          <w:numId w:val="12"/>
-        </w:numPr>
-        <w:spacing w:after="80" w:line="247" w:lineRule="auto"/>
-      </w:pPr>
-      <w:r>
-        <w:t xml:space="preserve">What are the types of decisions? Use the </w:t>
-      </w:r>
-      <w:hyperlink r:id="rId12" w:anchor="types-of-decision-settings" w:history="1">
-        <w:r>
-          <w:rPr>
-            <w:rStyle w:val="Hyperlink"/>
-          </w:rPr>
-          <w:t>list of decision types here as a guide</w:t>
-        </w:r>
-      </w:hyperlink>
-      <w:r>
-        <w:t xml:space="preserve">, illustrated by the </w:t>
-      </w:r>
-      <w:hyperlink r:id="rId13" w:anchor="from-apps-to-types" w:history="1">
-        <w:r>
-          <w:rPr>
-            <w:rStyle w:val="Hyperlink"/>
-          </w:rPr>
-          <w:t>applications here</w:t>
-        </w:r>
-      </w:hyperlink>
-      <w:r>
-        <w:t xml:space="preserve">.  </w:t>
-      </w:r>
-    </w:p>
-    <w:p>
-      <w:pPr>
-        <w:pStyle w:val="ListParagraph"/>
-        <w:numPr>
-          <w:ilvl w:val="0"/>
-          <w:numId w:val="12"/>
-        </w:numPr>
-        <w:spacing w:after="80" w:line="247" w:lineRule="auto"/>
-      </w:pPr>
-      <w:r>
-        <w:t xml:space="preserve">Use the </w:t>
-      </w:r>
-      <w:hyperlink r:id="rId14" w:history="1">
-        <w:r>
-          <w:rPr>
-            <w:rStyle w:val="Hyperlink"/>
-          </w:rPr>
-          <w:t>interactive framing matrix here</w:t>
-        </w:r>
-      </w:hyperlink>
-      <w:r>
-        <w:t xml:space="preserve"> to fill out the performance metrics along the top (from most to least important) followed by the list of decisions (in any order).  Use your judgment to assess whether the impact of each decision on each metric is H (high impact), M (medium), L (low) or N (none).  Finally, use the resulting matrix to rank the decisions in terms of their impact on the most important metrics.</w:t>
-      </w:r>
-    </w:p>
-    <w:p>
-      <w:pPr>
-        <w:pStyle w:val="ListParagraph"/>
-        <w:numPr>
-          <w:ilvl w:val="0"/>
-          <w:numId w:val="12"/>
-        </w:numPr>
-        <w:spacing w:after="80" w:line="247" w:lineRule="auto"/>
-      </w:pPr>
-      <w:r>
-        <w:t xml:space="preserve">What are the different sources of uncertainty?  Use the </w:t>
-      </w:r>
-      <w:hyperlink r:id="rId15" w:anchor="categories" w:history="1">
-        <w:r>
-          <w:rPr>
-            <w:rStyle w:val="Hyperlink"/>
-          </w:rPr>
-          <w:t>12 categories of uncertainty here as a guide</w:t>
-        </w:r>
-      </w:hyperlink>
-      <w:r>
-        <w:t>.</w:t>
-      </w:r>
-    </w:p>
-    <w:p>
-      <w:pPr>
-        <w:pStyle w:val="ListParagraph"/>
-        <w:numPr>
-          <w:ilvl w:val="0"/>
-          <w:numId w:val="12"/>
-        </w:numPr>
-        <w:spacing w:after="80" w:line="247" w:lineRule="auto"/>
-      </w:pPr>
-      <w:r>
-        <w:t>Repeat the exercise in (3), but this time using uncertainties instead of decisions.</w:t>
-      </w:r>
-    </w:p>
-    <w:p>
-      <w:pPr>
-        <w:pStyle w:val="ListParagraph"/>
-        <w:numPr>
-          <w:ilvl w:val="1"/>
-          <w:numId w:val="12"/>
-        </w:numPr>
-        <w:spacing w:after="80" w:line="247" w:lineRule="auto"/>
-      </w:pPr>
-      <w:r>
-        <w:t>Which sources of uncertainty would be captured using average performance over time?</w:t>
-      </w:r>
-    </w:p>
-    <w:p>
-      <w:pPr>
-        <w:pStyle w:val="ListParagraph"/>
-        <w:numPr>
-          <w:ilvl w:val="1"/>
-          <w:numId w:val="12"/>
-        </w:numPr>
-        <w:spacing w:after="80" w:line="247" w:lineRule="auto"/>
-      </w:pPr>
-      <w:r>
-        <w:t>Which sources of uncertainty represent forms of risk that are not properly captured using averages?</w:t>
-      </w:r>
-    </w:p>
-    <w:p>
-      <w:pPr>
-        <w:pStyle w:val="ListParagraph"/>
-        <w:numPr>
-          <w:ilvl w:val="0"/>
-          <w:numId w:val="12"/>
-        </w:numPr>
-        <w:spacing w:after="80" w:line="247" w:lineRule="auto"/>
-      </w:pPr>
-      <w:r>
-        <w:t xml:space="preserve">Choose the single decision that seems to have the highest impact on the most important metric.  </w:t>
-      </w:r>
-    </w:p>
-    <w:p>
-      <w:pPr>
-        <w:pStyle w:val="ListParagraph"/>
-        <w:numPr>
-          <w:ilvl w:val="1"/>
-          <w:numId w:val="12"/>
-        </w:numPr>
-        <w:spacing w:after="80" w:line="247" w:lineRule="auto"/>
-      </w:pPr>
-      <w:r>
-        <w:t>What approach do you think you would use to make this decision?</w:t>
-      </w:r>
-    </w:p>
-    <w:p>
-      <w:pPr>
-        <w:pStyle w:val="ListParagraph"/>
-        <w:numPr>
-          <w:ilvl w:val="1"/>
-          <w:numId w:val="12"/>
-        </w:numPr>
-        <w:spacing w:after="80" w:line="247" w:lineRule="auto"/>
-      </w:pPr>
-      <w:r>
-        <w:t>What data appears to be necessary to make this decision, including the calculation of any performance metrics where the decision would have a high or medium impact.</w:t>
-      </w:r>
-    </w:p>
-    <w:p>
-      <w:pPr>
-        <w:pStyle w:val="ListParagraph"/>
-        <w:numPr>
-          <w:ilvl w:val="0"/>
-          <w:numId w:val="12"/>
-        </w:numPr>
-        <w:spacing w:after="80" w:line="247" w:lineRule="auto"/>
-      </w:pPr>
-      <w:r>
-        <w:t xml:space="preserve">Using the same </w:t>
-      </w:r>
-      <w:proofErr w:type="gramStart"/>
-      <w:r>
-        <w:t>decision</w:t>
-      </w:r>
-      <w:proofErr w:type="gramEnd"/>
-      <w:r>
-        <w:t xml:space="preserve"> you identified in (6), identify the people, departments, groups or organizations that you would need to work with to implement the decision?</w:t>
-      </w:r>
-    </w:p>
-    <w:p>
-      <w:pPr>
-        <w:pStyle w:val="Heading1"/>
-      </w:pPr>
-      <w:r>
-        <w:t>Discussion questions</w:t>
-      </w:r>
-    </w:p>
-    <w:p>
-      <w:pPr>
-        <w:pStyle w:val="ListParagraph"/>
-        <w:numPr>
-          <w:ilvl w:val="0"/>
-          <w:numId w:val="14"/>
-        </w:numPr>
-      </w:pPr>
-      <w:r>
-        <w:t>What is the central problem facing Northstar Living in early August?</w:t>
-      </w:r>
-    </w:p>
-    <w:p>
-      <w:pPr>
-        <w:pStyle w:val="ListParagraph"/>
-        <w:numPr>
-          <w:ilvl w:val="0"/>
-          <w:numId w:val="14"/>
-        </w:numPr>
-      </w:pPr>
-      <w:r>
-        <w:t>Which facts in the case deserve the greatest attention before the purchase orders are released?</w:t>
-      </w:r>
-    </w:p>
-    <w:p>
-      <w:pPr>
-        <w:pStyle w:val="ListParagraph"/>
-        <w:numPr>
-          <w:ilvl w:val="0"/>
-          <w:numId w:val="14"/>
-        </w:numPr>
-      </w:pPr>
-      <w:r>
-        <w:t>How should Northstar balance the cost of excess inventory against the consequences of serious stockouts?</w:t>
-      </w:r>
-    </w:p>
-    <w:p>
-      <w:pPr>
-        <w:pStyle w:val="ListParagraph"/>
-        <w:numPr>
-          <w:ilvl w:val="0"/>
-          <w:numId w:val="14"/>
-        </w:numPr>
-      </w:pPr>
-      <w:r>
-        <w:t>Should the company diversify suppliers despite higher costs and uncertain quality?</w:t>
-      </w:r>
-    </w:p>
-    <w:p>
-      <w:pPr>
-        <w:pStyle w:val="ListParagraph"/>
-        <w:numPr>
-          <w:ilvl w:val="0"/>
-          <w:numId w:val="14"/>
-        </w:numPr>
-      </w:pPr>
-      <w:r>
-        <w:t>How should transportation modes and emergency freight capacity be incorporated into the plan?</w:t>
-      </w:r>
-    </w:p>
-    <w:p>
-      <w:pPr>
-        <w:pStyle w:val="ListParagraph"/>
-        <w:numPr>
-          <w:ilvl w:val="0"/>
-          <w:numId w:val="14"/>
-        </w:numPr>
-      </w:pPr>
-      <w:r>
-        <w:t>When should Northstar use pricing, promotions, and advertising to influence demand?</w:t>
-      </w:r>
-    </w:p>
-    <w:p>
-      <w:pPr>
-        <w:pStyle w:val="ListParagraph"/>
-        <w:numPr>
-          <w:ilvl w:val="0"/>
-          <w:numId w:val="14"/>
-        </w:numPr>
-      </w:pPr>
-      <w:r>
-        <w:t>How should scarce inventory be allocated among large retailers, smaller dealers, and the direct channel?</w:t>
-      </w:r>
-    </w:p>
-    <w:p>
-      <w:pPr>
-        <w:pStyle w:val="ListParagraph"/>
-        <w:numPr>
-          <w:ilvl w:val="0"/>
-          <w:numId w:val="14"/>
-        </w:numPr>
-      </w:pPr>
-      <w:r>
-        <w:lastRenderedPageBreak/>
-        <w:t xml:space="preserve">Which investigations </w:t>
-      </w:r>
-      <w:proofErr w:type="gramStart"/>
-      <w:r>
-        <w:t>or information</w:t>
-      </w:r>
-      <w:proofErr w:type="gramEnd"/>
-      <w:r>
-        <w:t xml:space="preserve"> investments would be most valuable for future planning?</w:t>
-      </w:r>
-    </w:p>
-    <w:p>
-      <w:pPr>
-        <w:pStyle w:val="ListParagraph"/>
-        <w:numPr>
-          <w:ilvl w:val="0"/>
-          <w:numId w:val="14"/>
-        </w:numPr>
-      </w:pPr>
-      <w:r>
-        <w:t>How should the company prepare for low-frequency disruptions without carrying excessive inventory?</w:t>
-      </w:r>
-    </w:p>
-    <w:p>
-      <w:pPr>
-        <w:pStyle w:val="ListParagraph"/>
-        <w:numPr>
-          <w:ilvl w:val="0"/>
-          <w:numId w:val="14"/>
-        </w:numPr>
-      </w:pPr>
-      <w:r>
-        <w:t>What should Chen recommend at the August 3 meeting, and what conditions should trigger later revisions?</w:t>
+        <w:t>Using the same decision you identified in (6), identify the people, departments, groups or organizations that you would need to work with to implement the decision?</w:t>
       </w:r>
     </w:p>
     <w:p>
@@ -2776,7 +2552,10 @@
     </w:p>
     <w:p>
       <w:r>
-        <w:t>Northstar Living, its executives, suppliers, products, and operating data are fictional. Market context is based on public U.S. data. The U.S. Census Bureau reported total manufacturers’ and trade inventories of approximately $2.736 trillion and an inventory-to-sales ratio of 1.28 in May 2026. Census retail data reported approximately $30.736 billion of inventories, $19.508 billion of monthly sales, and a 1.58 inventory-to-sales ratio for furniture, home-furnishings, electronics, and appliance stores in May 2026. The business setting and planning tensions draw on the inventory-planning discussion in Warren B. Powell, Bridging Decision Problems, Volume I, Chapter 2.</w:t>
+        <w:t>Northstar Living, its executives, suppliers, products, and operating data are fictional. Market context is based on public U.S. data. The U.S. Census Bureau reported total manufacturers’ and trade inventories of approximately $2.736 trillion and an inventory-to-sales ratio of 1.28 in May 2026. Census retail data reported approximately $30.736 billion of inventories, $19.508 billion of monthly sales, and a 1.58 inventory-to-sales ratio for furniture, home-furnishings, electronics, and appliance stores in May</w:t>
+      </w:r>
+      <w:r>
+        <w:t xml:space="preserve"> 2026. The business setting and planning tensions draw on the inventory-planning discussion in Warren B. Powell, Bridging Decision Problems, Volume I, Chapter 2.</w:t>
       </w:r>
     </w:p>
     <w:p>
@@ -2802,15 +2581,7 @@
     </w:p>
     <w:p>
       <w:r>
-        <w:t xml:space="preserve">Write a </w:t>
-      </w:r>
-      <w:proofErr w:type="gramStart"/>
-      <w:r>
-        <w:t>3-5 page</w:t>
-      </w:r>
-      <w:proofErr w:type="gramEnd"/>
-      <w:r>
-        <w:t xml:space="preserve"> case study based on the material in the section on inventory planning at https://warrenpowell.org/bridging-vol1/chapter-2/#inventoryplanning. Create a context based on the metrics, decisions and uncertainties in the section, but without explicitly calling attention to them. motivate your business problem with data.</w:t>
+        <w:t>Write a 3-5 page case study based on the material in the section on inventory planning at https://warrenpowell.org/bridging-vol1/chapter-2/#inventoryplanning. Create a context based on the metrics, decisions and uncertainties in the section, but without explicitly calling attention to them. motivate your business problem with data.</w:t>
       </w:r>
     </w:p>
     <w:p>
@@ -2871,7 +2642,11 @@
         </w:numPr>
       </w:pPr>
       <w:r>
-        <w:t xml:space="preserve">Supplier selection and diversification </w:t>
+        <w:t>Supplier selection and divers</w:t>
+      </w:r>
+      <w:r>
+        <w:lastRenderedPageBreak/>
+        <w:t xml:space="preserve">ification </w:t>
       </w:r>
     </w:p>
     <w:p>
@@ -2974,7 +2749,7 @@
     <w:p/>
     <w:p/>
     <w:sectPr>
-      <w:footerReference w:type="default" r:id="rId16"/>
+      <w:footerReference w:type="default" r:id="rId12"/>
       <w:pgSz w:w="12240" w:h="15840"/>
       <w:pgMar w:top="936" w:right="1037" w:bottom="936" w:left="1037" w:header="720" w:footer="720" w:gutter="0"/>
       <w:cols w:space="720"/>
@@ -3010,15 +2785,7 @@
       <w:pStyle w:val="Footer"/>
     </w:pPr>
     <w:r>
-      <w:t xml:space="preserve">Northstar Living: The Inventory </w:t>
-    </w:r>
-    <w:proofErr w:type="gramStart"/>
-    <w:r>
-      <w:t>Bet  |</w:t>
-    </w:r>
-    <w:proofErr w:type="gramEnd"/>
-    <w:r>
-      <w:t xml:space="preserve">  </w:t>
+      <w:t xml:space="preserve">Northstar Living: The Inventory Bet  |  </w:t>
     </w:r>
     <w:r>
       <w:fldChar w:fldCharType="begin"/>

--- a/assets/cases/Northstar_Living_Inventory_Case.docx
+++ b/assets/cases/Northstar_Living_Inventory_Case.docx
@@ -2364,7 +2364,7 @@
         <w:spacing w:after="80" w:line="247" w:lineRule="auto"/>
       </w:pPr>
       <w:r>
-        <w:t>Identify the different metrics that can be used to evaluate every aspect of the performance of the system?  Organize these into a pyramid to indicate the relative importance, following the style given here.</w:t>
+        <w:t xml:space="preserve">Identify and describe the responsibilities of the decision maker. This should set the scope of the problem.</w:t>
       </w:r>
     </w:p>
     <w:p>
@@ -2377,29 +2377,18 @@
         <w:spacing w:after="80" w:line="247" w:lineRule="auto"/>
       </w:pPr>
       <w:r>
-        <w:t xml:space="preserve">What are the types of decisions? Use the </w:t>
+        <w:t xml:space="preserve">Use the </w:t>
       </w:r>
-      <w:hyperlink r:id="rId8" w:anchor="types-of-decision-settings" w:history="1">
+      <w:hyperlink r:id="rId15">
         <w:r>
           <w:rPr>
             <w:rStyle w:val="Hyperlink"/>
           </w:rPr>
-          <w:t>list of decision types here as a guide</w:t>
+          <w:t xml:space="preserve">metrics pyramid tool</w:t>
         </w:r>
       </w:hyperlink>
       <w:r>
-        <w:t xml:space="preserve">, illustrated by the </w:t>
-      </w:r>
-      <w:hyperlink r:id="rId9" w:anchor="from-apps-to-types" w:history="1">
-        <w:r>
-          <w:rPr>
-            <w:rStyle w:val="Hyperlink"/>
-          </w:rPr>
-          <w:t>applications here</w:t>
-        </w:r>
-      </w:hyperlink>
-      <w:r>
-        <w:t xml:space="preserve">.  </w:t>
+        <w:t xml:space="preserve"> to identify and prioritize the different performance metrics. Click on the oval holding the metric to identify whether it is a metric to be maximized (green), minimized (red), a target that is a floor (light green) or a ceiling (light red), or finally a target (purple).</w:t>
       </w:r>
     </w:p>
     <w:p>
@@ -2412,19 +2401,29 @@
         <w:spacing w:after="80" w:line="247" w:lineRule="auto"/>
       </w:pPr>
       <w:r>
-        <w:lastRenderedPageBreak/>
         <w:t xml:space="preserve">Use the </w:t>
       </w:r>
-      <w:hyperlink r:id="rId10" w:history="1">
+      <w:hyperlink r:id="rId16">
         <w:r>
           <w:rPr>
             <w:rStyle w:val="Hyperlink"/>
           </w:rPr>
-          <w:t>interactive framing matrix here</w:t>
+          <w:t xml:space="preserve">decision prioritization tool</w:t>
         </w:r>
       </w:hyperlink>
       <w:r>
-        <w:t xml:space="preserve"> to fill out the performance metrics along the top (from most to least important) followed by the list of decisions (in any order).  Use your judgment to assess whether the impact of each decision on each metric is H (high impact), M (medium), L (low) or N (none).  Finally, use the resulting matrix to rank the decisions in terms of their impact on the most important metrics.</w:t>
+        <w:t xml:space="preserve"> to first list the different types of decisions (use the </w:t>
+      </w:r>
+      <w:hyperlink r:id="rId17">
+        <w:r>
+          <w:rPr>
+            <w:rStyle w:val="Hyperlink"/>
+          </w:rPr>
+          <w:t xml:space="preserve">types of decisions</w:t>
+        </w:r>
+      </w:hyperlink>
+      <w:r>
+        <w:t xml:space="preserve"> as a guide). These will then populate the rows of the matrix to the right, where the columns are the performance metrics sorted left to right by the priority in the pyramid above. Click on each cell to indicate if the impact of the decision on each metric is high (red), medium (orange), low (yellow) or none (white).</w:t>
       </w:r>
     </w:p>
     <w:p>
@@ -2437,18 +2436,7 @@
         <w:spacing w:after="80" w:line="247" w:lineRule="auto"/>
       </w:pPr>
       <w:r>
-        <w:t xml:space="preserve">What are the different sources of uncertainty?  Use the </w:t>
-      </w:r>
-      <w:hyperlink r:id="rId11" w:anchor="categories" w:history="1">
-        <w:r>
-          <w:rPr>
-            <w:rStyle w:val="Hyperlink"/>
-          </w:rPr>
-          <w:t>12 categories of uncertainty here as a guide</w:t>
-        </w:r>
-      </w:hyperlink>
-      <w:r>
-        <w:t>.</w:t>
+        <w:t xml:space="preserve">You can grab the handle (three bars) farthest to the left on each row to move it up or down. Sort the rows so that the decisions with the greatest impact on the most important metrics are toward the top. The cells in the upper left-hand corner should have the greatest concentration of red and orange cells. At this point identify the decisions that should receive the most attention in your study. If you do not have any decisions with a medium or high impact on the most important metrics, revisit your list of decisions.</w:t>
       </w:r>
     </w:p>
     <w:p>
@@ -2461,7 +2449,42 @@
         <w:spacing w:after="80" w:line="247" w:lineRule="auto"/>
       </w:pPr>
       <w:r>
-        <w:t>Repeat the exercise in (3), but this time using uncertainties instead of decisions.</w:t>
+        <w:t xml:space="preserve">Repeat the process to list and prioritize the uncertainties using the </w:t>
+      </w:r>
+      <w:hyperlink r:id="rId18">
+        <w:r>
+          <w:rPr>
+            <w:rStyle w:val="Hyperlink"/>
+          </w:rPr>
+          <w:t xml:space="preserve">uncertainty prioritization tool</w:t>
+        </w:r>
+      </w:hyperlink>
+      <w:r>
+        <w:t xml:space="preserve">. Use the </w:t>
+      </w:r>
+      <w:hyperlink r:id="rId19">
+        <w:r>
+          <w:rPr>
+            <w:rStyle w:val="Hyperlink"/>
+          </w:rPr>
+          <w:t xml:space="preserve">categories of uncertainty</w:t>
+        </w:r>
+      </w:hyperlink>
+      <w:r>
+        <w:t xml:space="preserve"> to help you identify these.</w:t>
+      </w:r>
+    </w:p>
+    <w:p>
+      <w:pPr>
+        <w:pStyle w:val="ListParagraph"/>
+        <w:numPr>
+          <w:ilvl w:val="0"/>
+          <w:numId w:val="11"/>
+        </w:numPr>
+        <w:spacing w:after="80" w:line="247" w:lineRule="auto"/>
+      </w:pPr>
+      <w:r>
+        <w:t xml:space="preserve">It is important to differentiate uncertainties that can be evaluated on average, or as risk events:</w:t>
       </w:r>
     </w:p>
     <w:p>
@@ -2474,7 +2497,7 @@
         <w:spacing w:after="80" w:line="247" w:lineRule="auto"/>
       </w:pPr>
       <w:r>
-        <w:t>Which sources of uncertainty would be captured using average performance over time?</w:t>
+        <w:t xml:space="preserve">Which sources of uncertainty would be captured using average performance over time?</w:t>
       </w:r>
     </w:p>
     <w:p>
@@ -2487,7 +2510,7 @@
         <w:spacing w:after="80" w:line="247" w:lineRule="auto"/>
       </w:pPr>
       <w:r>
-        <w:t>Which sources of uncertainty represent forms of risk that are not properly captured using averages?</w:t>
+        <w:t xml:space="preserve">Which sources of uncertainty represent forms of risk that are not properly captured using averages?</w:t>
       </w:r>
     </w:p>
     <w:p>
@@ -2500,7 +2523,7 @@
         <w:spacing w:after="80" w:line="247" w:lineRule="auto"/>
       </w:pPr>
       <w:r>
-        <w:t xml:space="preserve">Choose the single decision that seems to have the highest impact on the most important metric.  </w:t>
+        <w:t xml:space="preserve">Choose the single decision that seems to have the highest impact on the most important metric.</w:t>
       </w:r>
     </w:p>
     <w:p>
@@ -2513,7 +2536,7 @@
         <w:spacing w:after="80" w:line="247" w:lineRule="auto"/>
       </w:pPr>
       <w:r>
-        <w:t>What approach do you think you would use to make this decision?</w:t>
+        <w:t xml:space="preserve">What approach do you think you would use to make this decision?</w:t>
       </w:r>
     </w:p>
     <w:p>
@@ -2526,7 +2549,7 @@
         <w:spacing w:after="80" w:line="247" w:lineRule="auto"/>
       </w:pPr>
       <w:r>
-        <w:t>What data appears to be necessary to make this decision, including the calculation of any performance metrics where the decision would have a high or medium impact.</w:t>
+        <w:t xml:space="preserve">What data appears to be necessary to make this decision, including the calculation of any performance metrics where the decision would have a high or medium impact.</w:t>
       </w:r>
     </w:p>
     <w:p>
@@ -2539,7 +2562,7 @@
         <w:spacing w:after="80" w:line="247" w:lineRule="auto"/>
       </w:pPr>
       <w:r>
-        <w:t>Using the same decision you identified in (6), identify the people, departments, groups or organizations that you would need to work with to implement the decision?</w:t>
+        <w:t xml:space="preserve">Using the same decision you identified in (7), identify the people, departments, groups or organizations that you would need to work with to implement the decision.</w:t>
       </w:r>
     </w:p>
     <w:p>
